--- a/tools/aubreylaw-docgeneration/templates/ferpa-release.docx
+++ b/tools/aubreylaw-docgeneration/templates/ferpa-release.docx
@@ -115,6 +115,38 @@
     </w:p>
     <w:p>
       <w:pPr>
+        <w:spacing w:after="0" w:before="0"/>
+      </w:pPr>
+      <w:r>
+        <w:t xml:space="preserve">{% if ferpa.student_id %}</w:t>
+      </w:r>
+    </w:p>
+    <w:p>
+      <w:pPr>
+        <w:spacing w:after="0"/>
+        <w:jc w:val="left"/>
+      </w:pPr>
+      <w:r>
+        <w:rPr>
+          <w:b/>
+          <w:bCs/>
+        </w:rPr>
+        <w:t xml:space="preserve">Student ID: </w:t>
+      </w:r>
+      <w:r>
+        <w:t xml:space="preserve">{{ ferpa.student_id }}</w:t>
+      </w:r>
+    </w:p>
+    <w:p>
+      <w:pPr>
+        <w:spacing w:after="0" w:before="0"/>
+      </w:pPr>
+      <w:r>
+        <w:t xml:space="preserve">{% endif %}</w:t>
+      </w:r>
+    </w:p>
+    <w:p>
+      <w:pPr>
         <w:spacing w:after="200" w:before="240"/>
         <w:jc w:val="both"/>
       </w:pPr>
@@ -275,7 +307,7 @@
         <w:spacing w:after="0" w:before="0"/>
       </w:pPr>
       <w:r>
-        <w:t xml:space="preserve">{% if ferpa_includes_health_center %}</w:t>
+        <w:t xml:space="preserve">{% if ferpa.includes_health_center %}</w:t>
       </w:r>
     </w:p>
     <w:p>
